--- a/ky/wisdom-stories/silent-corridor.docx
+++ b/ky/wisdom-stories/silent-corridor.docx
@@ -57,7 +57,7 @@
           <w:sz w:val="22"/>
           <w:lang w:val="ky-KG"/>
         </w:rPr>
-        <w:t>Долбоордук топ айлап талыкпай эмгектенип, документтерди кылдат иштеп чыгат. Баары даяр болгондо материалдарды демөөрчүгө жөнөтүп, жооп күтө башташат. Күндөр, апталар өтөт. Жыйынтык — жымжырттык.</w:t>
+        <w:t>Долбоордук топ айлап талыкпай эмгектенип, документтерди даярдайт. Баары даяр болгондо материалдарды демөөрчүгө жөнөтүп, жооп күтө башташат. Күндөр, апталар өттү, бирок кабар келген жок. Жыйынтык — жымжырттык.</w:t>
       </w:r>
     </w:p>
     <w:p>
@@ -201,7 +201,7 @@
           <w:sz w:val="22"/>
           <w:lang w:val="ky-KG"/>
         </w:rPr>
-        <w:t>«Биз баарын кыска убакытта оңдоп коймокпуз»...</w:t>
+        <w:t>«Биз кемчиликтерди бат эле оңдоп коймокпуз».</w:t>
       </w:r>
     </w:p>
     <w:p>
@@ -237,7 +237,7 @@
           <w:sz w:val="22"/>
           <w:lang w:val="ky-KG"/>
         </w:rPr>
-        <w:t>«Эгер биз процессти жигердүү көзөмөлдөп, абалын үзгүлтүксүз текшерип, ачык байланыш түзгөнүбүздө, мындай түшүнбөстүк болмок эмес. Убактыбызды жоготтук, күчүбүздү текке кетирдик, ишенимибиз солгундады — мунун баары ортобуздагы коридор жымжырт бойдон калгандыктан болду».</w:t>
+        <w:t>«Эгер иштин жүрүшүн көзөмөлдөп, документтер кайда экенин өз убагында билип, каршы тарап менен ачык сүйлөшкөнүбүздө, мындай болмок эмес. Убактыбызды жоготтук, күчүбүздү текке кетирдик, ишенимибиз солгундады — мунун баары ортобуздагы коридор жымжырт бойдон калгандыктан болду».</w:t>
       </w:r>
     </w:p>
     <w:p>
@@ -261,7 +261,7 @@
           <w:sz w:val="22"/>
           <w:lang w:val="ky-KG"/>
         </w:rPr>
-        <w:t xml:space="preserve">Сабак: </w:t>
+        <w:t>Сабак: Ачык баарлашуу болбосо, эң жакшы иш да көз жаздымда калышы мүмкүн. Иштин жүрүшүн көзөмөлдөбөө эң бекем кызматташтыкты да алсыратат. Кээде кызматташтыкка эң чоң зыянды ийгиликсиздик эмес, жымжырттык алып келет.</w:t>
       </w:r>
       <w:r>
         <w:rPr>
@@ -270,7 +270,6 @@
           <w:sz w:val="22"/>
           <w:lang w:val="ky-KG"/>
         </w:rPr>
-        <w:t>Иштин жүрүшүн сурап, жоопту тактап, өз ара кабарлашып тургула. Унчукпай күтө берүү убакытты да, ишенимди да жоготот.</w:t>
       </w:r>
     </w:p>
     <w:p>
@@ -290,7 +289,7 @@
           <w:sz w:val="18"/>
           <w:lang w:val="ky-KG"/>
         </w:rPr>
-        <w:t>Окуя ачык интернет булактарынан алынды.</w:t>
+        <w:t>Аңгемелер ачык интернет булактарынан алынган, иллюстрациялар болсо ЖИ менен түзүлгөн.</w:t>
       </w:r>
     </w:p>
     <w:sectPr>
